--- a/docs/word/CodeGate_Report_3_Defence.docx
+++ b/docs/word/CodeGate_Report_3_Defence.docx
@@ -293,7 +293,6 @@
         <w:rPr>
           <w:rFonts w:ascii="Calibri" w:cs="Calibri" w:eastAsia="Calibri" w:hAnsi="Calibri"/>
           <w:b/>
-          <w:bCs/>
         </w:rPr>
         <w:t xml:space="preserve">cluster-aware</w:t>
       </w:r>
@@ -301,7 +300,7 @@
         <w:rPr>
           <w:rFonts w:ascii="Calibri" w:cs="Calibri" w:eastAsia="Calibri" w:hAnsi="Calibri"/>
         </w:rPr>
-        <w:t xml:space="preserve">: each task counts once, because four models answering one task give correlated samples (ICC 0.57).</w:t>
+        <w:t xml:space="preserve">: each task counts once, because four models answering one task give correlated samples (ICC 0.66).</w:t>
       </w:r>
     </w:p>
     <w:p>
@@ -317,7 +316,7 @@
         <w:rPr>
           <w:rFonts w:ascii="Calibri" w:cs="Calibri" w:eastAsia="Calibri" w:hAnsi="Calibri"/>
         </w:rPr>
-        <w:t xml:space="preserve">In simulation with our task sizes, the cluster-aware test never certified a threshold that really missed more than 10% (0 of 400 runs at every correlation level). The standard per-sample test did in 8.5–12% of runs, against the 5% allowed — which is why it was replaced.</w:t>
+        <w:t xml:space="preserve">In simulation with our task sizes, the cluster-aware test never certified a threshold that really missed more than 10% in more than 1 of 400 runs at any correlation level (0.3% at most, against the 5% allowed). The standard per-sample test did in 7–18% of runs once samples correlate — which is why it was replaced.</w:t>
       </w:r>
     </w:p>
     <w:p>
@@ -333,7 +332,7 @@
         <w:rPr>
           <w:rFonts w:ascii="Calibri" w:cs="Calibri" w:eastAsia="Calibri" w:hAnsi="Calibri"/>
         </w:rPr>
-        <w:t xml:space="preserve">On data the certificate never saw, 7.6% of vulnerable code was auto-approved per task (9.3% per sample), within the 10% bound.</w:t>
+        <w:t xml:space="preserve">On data the certificate never saw, 9.3% of vulnerable code was auto-approved per task, within the 10% bound.</w:t>
       </w:r>
     </w:p>
     <w:p>
@@ -373,7 +372,7 @@
         <w:rPr>
           <w:rFonts w:ascii="Calibri" w:cs="Calibri" w:eastAsia="Calibri" w:hAnsi="Calibri"/>
         </w:rPr>
-        <w:t xml:space="preserve">Two of three labellers run the code rather than match patterns: the SQL oracle sees the exact query text, the command oracle sees whether a harmless marker command actually ran.</w:t>
+        <w:t xml:space="preserve">Two of three labellers run the code rather than match patterns: the SQL oracle sees the exact query text, the command oracle sees the exact command line (nothing is executed) and reads it with POSIX shell grammar.</w:t>
       </w:r>
     </w:p>
     <w:p>
@@ -405,7 +404,7 @@
         <w:rPr>
           <w:rFonts w:ascii="Calibri" w:cs="Calibri" w:eastAsia="Calibri" w:hAnsi="Calibri"/>
         </w:rPr>
-        <w:t xml:space="preserve">442 tests, most detection tests paired with a safe twin.</w:t>
+        <w:t xml:space="preserve">515 tests, most detection tests paired with a safe twin.</w:t>
       </w:r>
     </w:p>
     <w:p>
@@ -421,7 +420,7 @@
         <w:rPr>
           <w:rFonts w:ascii="Calibri" w:cs="Calibri" w:eastAsia="Calibri" w:hAnsi="Calibri"/>
         </w:rPr>
-        <w:t xml:space="preserve">Every suspicious label was read by hand on 2026-10-05 (section C1 below for what that found and what happens next).</w:t>
+        <w:t xml:space="preserve">Every suspicious label was read by hand on 2026-10-05. The SQL labels were all right; the command-injection labeller was judging by the labelling machine's own (Windows) shell and was rebuilt. The shipped model is trained on the corrected labels: 108 of 2,040 changed, each explained, and no sample from a safe prompt became vulnerable.</w:t>
       </w:r>
     </w:p>
     <w:p>
@@ -443,7 +442,6 @@
         <w:rPr>
           <w:rFonts w:ascii="Calibri" w:cs="Calibri" w:eastAsia="Calibri" w:hAnsi="Calibri"/>
           <w:b/>
-          <w:bCs/>
         </w:rPr>
         <w:t xml:space="preserve">Evidence.</w:t>
       </w:r>
@@ -451,7 +449,7 @@
         <w:rPr>
           <w:rFonts w:ascii="Calibri" w:cs="Calibri" w:eastAsia="Calibri" w:hAnsi="Calibri"/>
         </w:rPr>
-        <w:t xml:space="preserve"> 48.8% of calibration code clears the certified threshold and needs no LLM call. On the demo app, static pass + gate catches every real vulnerability (recall 1.00) while auto-approving 4 of 14 functions.</w:t>
+        <w:t xml:space="preserve"> 50% of calibration code clears the certified threshold and needs no LLM call. On the demo app, static pass + gate catches every real vulnerability (recall 1.00) while auto-approving 4 of 14 functions.</w:t>
       </w:r>
     </w:p>
     <w:p>
@@ -473,7 +471,6 @@
         <w:rPr>
           <w:rFonts w:ascii="Calibri" w:cs="Calibri" w:eastAsia="Calibri" w:hAnsi="Calibri"/>
           <w:b/>
-          <w:bCs/>
         </w:rPr>
         <w:t xml:space="preserve">Evidence.</w:t>
       </w:r>
@@ -481,13 +478,12 @@
         <w:rPr>
           <w:rFonts w:ascii="Calibri" w:cs="Calibri" w:eastAsia="Calibri" w:hAnsi="Calibri"/>
         </w:rPr>
-        <w:t xml:space="preserve"> Calibrated on three models and tested on the fourth's unseen code: 2.9%, 3.7%, 7.0% within 10%, and codegemma at 11.0% (10 of 91), which a true 10% rate produces 43% of the time. The guarantee is not </w:t>
+        <w:t xml:space="preserve"> Calibrated on three models and tested on the fourth's unseen code: 4.2%, 3.5%, 6.4% within 10%, and codegemma at 10.5% (10 of 95), which a true 10% rate produces 48% of the time. The guarantee is not </w:t>
       </w:r>
       <w:r>
         <w:rPr>
           <w:rFonts w:ascii="Calibri" w:cs="Calibri" w:eastAsia="Calibri" w:hAnsi="Calibri"/>
           <w:i/>
-          <w:iCs/>
         </w:rPr>
         <w:t xml:space="preserve">claimed</w:t>
       </w:r>
@@ -574,7 +570,6 @@
         <w:rPr>
           <w:rFonts w:ascii="Calibri" w:cs="Calibri" w:eastAsia="Calibri" w:hAnsi="Calibri"/>
           <w:b/>
-          <w:bCs/>
         </w:rPr>
         <w:t xml:space="preserve">Q2. Isn't a 10% miss rate too high for security?</w:t>
       </w:r>
@@ -588,7 +583,6 @@
         <w:rPr>
           <w:rFonts w:ascii="Calibri" w:cs="Calibri" w:eastAsia="Calibri" w:hAnsi="Calibri"/>
           <w:i/>
-          <w:iCs/>
         </w:rPr>
         <w:t xml:space="preserve">gate</w:t>
       </w:r>
@@ -611,7 +605,7 @@
         <w:rPr>
           <w:rFonts w:ascii="Calibri" w:cs="Calibri" w:eastAsia="Calibri" w:hAnsi="Calibri"/>
         </w:rPr>
-        <w:t xml:space="preserve"> is also certified and halves the bound, at the cost of escalating more code (29.2% auto-approved instead of 48.8%). More tasks in the corpus are what make a strict α cheap.</w:t>
+        <w:t xml:space="preserve"> is also certified and halves the bound, at the cost of escalating more code (31.5% auto-approved instead of 50.0%). More tasks in the corpus are what make a strict α cheap.</w:t>
       </w:r>
     </w:p>
     <w:p>
@@ -679,53 +673,82 @@
         <w:rPr>
           <w:rFonts w:ascii="Calibri" w:cs="Calibri" w:eastAsia="Calibri" w:hAnsi="Calibri"/>
           <w:b/>
+        </w:rPr>
+        <w:t xml:space="preserve">Q6. Isn't Hoeffding–Bentkus too conservative? Could you get more coverage?</w:t>
+      </w:r>
+      <w:r>
+        <w:rPr>
+          <w:rFonts w:ascii="Calibri" w:cs="Calibri" w:eastAsia="Calibri" w:hAnsi="Calibri"/>
+        </w:rPr>
+        <w:t xml:space="preserve"> We tried a tighter, betting-style test (Waudby-Smith &amp; Ramdas), on the labels before the audit. It certified more coverage at α = 0.10 (53.6%), but its threshold then auto-approved 13.1% of held-out vulnerable code, and it certified nothing at α = 0.05. The conservative test is the one that kept its promise on unseen data.</w:t>
+      </w:r>
+    </w:p>
+    <w:p>
+      <w:pPr>
+        <w:spacing w:after="140" w:line="288"/>
+      </w:pPr>
+      <w:r>
+        <w:rPr>
+          <w:rFonts w:ascii="Calibri" w:cs="Calibri" w:eastAsia="Calibri" w:hAnsi="Calibri"/>
+          <w:b/>
+        </w:rPr>
+        <w:t xml:space="preserve">Q7. codegemma came in at 10.5%. Doesn't that break the guarantee?</w:t>
+      </w:r>
+      <w:r>
+        <w:rPr>
+          <w:rFonts w:ascii="Calibri" w:cs="Calibri" w:eastAsia="Calibri" w:hAnsi="Calibri"/>
+        </w:rPr>
+        <w:t xml:space="preserve"> No, for two reasons. The guarantee covers code like the calibration data; a model never seen in calibration is outside it, and the experiment exists to measure how far it stretches. And 10 misses out of 95 is what a true 10% rate produces 48% of the time; it is not evidence of a violation.</w:t>
+      </w:r>
+    </w:p>
+    <w:p>
+      <w:pPr>
+        <w:spacing w:after="140" w:line="288"/>
+      </w:pPr>
+      <w:r>
+        <w:rPr>
+          <w:rFonts w:ascii="Calibri" w:cs="Calibri" w:eastAsia="Calibri" w:hAnsi="Calibri"/>
+          <w:b/>
+        </w:rPr>
+        <w:t xml:space="preserve">Q8. ROC-AUC 0.903 isn't impressive. Why such a simple ranker?</w:t>
+      </w:r>
+      <w:r>
+        <w:rPr>
+          <w:rFonts w:ascii="Calibri" w:cs="Calibri" w:eastAsia="Calibri" w:hAnsi="Calibri"/>
+        </w:rPr>
+        <w:t xml:space="preserve"> Because the guarantee does not depend on the ranker. A better ranker auto-approves more code at the same bound; a worse one auto-approves less; neither can make the bound false. The project spent its effort on labels instead, where errors </w:t>
+      </w:r>
+      <w:r>
+        <w:rPr>
+          <w:rFonts w:ascii="Calibri" w:cs="Calibri" w:eastAsia="Calibri" w:hAnsi="Calibri"/>
+          <w:i/>
+        </w:rPr>
+        <w:t xml:space="preserve">do</w:t>
+      </w:r>
+      <w:r>
+        <w:rPr>
+          <w:rFonts w:ascii="Calibri" w:cs="Calibri" w:eastAsia="Calibri" w:hAnsi="Calibri"/>
+        </w:rPr>
+        <w:t xml:space="preserve"> affect the bound. A stronger ranker is a planned drop-in improvement.</w:t>
+      </w:r>
+    </w:p>
+    <w:p>
+      <w:pPr>
+        <w:spacing w:after="140" w:line="288"/>
+      </w:pPr>
+      <w:r>
+        <w:rPr>
+          <w:rFonts w:ascii="Calibri" w:cs="Calibri" w:eastAsia="Calibri" w:hAnsi="Calibri"/>
+          <w:b/>
           <w:bCs/>
         </w:rPr>
-        <w:t xml:space="preserve">Q6. Isn't Hoeffding–Bentkus too conservative? Could you get more coverage?</w:t>
-      </w:r>
-      <w:r>
-        <w:rPr>
-          <w:rFonts w:ascii="Calibri" w:cs="Calibri" w:eastAsia="Calibri" w:hAnsi="Calibri"/>
-        </w:rPr>
-        <w:t xml:space="preserve"> We tried a tighter, betting-style test (Waudby-Smith &amp; Ramdas). It certified more coverage at α = 0.10 (53.6%), but its threshold then auto-approved 13.1% of held-out vulnerable code, and it certified nothing at α = 0.05. The conservative test is the one that kept its promise on unseen data.</w:t>
-      </w:r>
-    </w:p>
-    <w:p>
-      <w:pPr>
-        <w:spacing w:after="140" w:line="288"/>
-      </w:pPr>
-      <w:r>
-        <w:rPr>
-          <w:rFonts w:ascii="Calibri" w:cs="Calibri" w:eastAsia="Calibri" w:hAnsi="Calibri"/>
-          <w:b/>
-          <w:bCs/>
-        </w:rPr>
-        <w:t xml:space="preserve">Q7. codegemma came in at 11%. Doesn't that break the guarantee?</w:t>
-      </w:r>
-      <w:r>
-        <w:rPr>
-          <w:rFonts w:ascii="Calibri" w:cs="Calibri" w:eastAsia="Calibri" w:hAnsi="Calibri"/>
-        </w:rPr>
-        <w:t xml:space="preserve"> No, for two reasons. The guarantee covers code like the calibration data; a model never seen in calibration is outside it, and the experiment exists to measure how far it stretches. And 10 misses out of 91 is what a true 10% rate produces 43% of the time; it is not evidence of a violation.</w:t>
-      </w:r>
-    </w:p>
-    <w:p>
-      <w:pPr>
-        <w:spacing w:after="140" w:line="288"/>
-      </w:pPr>
-      <w:r>
-        <w:rPr>
-          <w:rFonts w:ascii="Calibri" w:cs="Calibri" w:eastAsia="Calibri" w:hAnsi="Calibri"/>
-          <w:b/>
-          <w:bCs/>
-        </w:rPr>
-        <w:t xml:space="preserve">Q8. ROC-AUC 0.889 isn't impressive. Why such a simple ranker?</w:t>
-      </w:r>
-      <w:r>
-        <w:rPr>
-          <w:rFonts w:ascii="Calibri" w:cs="Calibri" w:eastAsia="Calibri" w:hAnsi="Calibri"/>
-        </w:rPr>
-        <w:t xml:space="preserve"> Because the guarantee does not depend on the ranker. A better ranker auto-approves more code at the same bound; a worse one auto-approves less; neither can make the bound false. The project spent its effort on labels instead, where errors </w:t>
+        <w:t xml:space="preserve">Q9. Precision 0.27 on the demo app looks bad.</w:t>
+      </w:r>
+      <w:r>
+        <w:rPr>
+          <w:rFonts w:ascii="Calibri" w:cs="Calibri" w:eastAsia="Calibri" w:hAnsi="Calibri"/>
+        </w:rPr>
+        <w:t xml:space="preserve"> That is the static pass plus gate </w:t>
       </w:r>
       <w:r>
         <w:rPr>
@@ -733,13 +756,31 @@
           <w:i/>
           <w:iCs/>
         </w:rPr>
-        <w:t xml:space="preserve">do</w:t>
-      </w:r>
-      <w:r>
-        <w:rPr>
-          <w:rFonts w:ascii="Calibri" w:cs="Calibri" w:eastAsia="Calibri" w:hAnsi="Calibri"/>
-        </w:rPr>
-        <w:t xml:space="preserve"> affect the bound. A stronger ranker is a planned drop-in improvement.</w:t>
+        <w:t xml:space="preserve">before</w:t>
+      </w:r>
+      <w:r>
+        <w:rPr>
+          <w:rFonts w:ascii="Calibri" w:cs="Calibri" w:eastAsia="Calibri" w:hAnsi="Calibri"/>
+        </w:rPr>
+        <w:t xml:space="preserve"> the LLM verifier, on a 14-function target. The gate's job is not to miss vulnerabilities (recall 1.00); clearing the escalated safe code is the verifier's job. On a tiny target a strict threshold escalates most functions; that costs LLM calls, never misses.</w:t>
+      </w:r>
+    </w:p>
+    <w:p>
+      <w:pPr>
+        <w:spacing w:after="140" w:line="288"/>
+      </w:pPr>
+      <w:r>
+        <w:rPr>
+          <w:rFonts w:ascii="Calibri" w:cs="Calibri" w:eastAsia="Calibri" w:hAnsi="Calibri"/>
+          <w:b/>
+        </w:rPr>
+        <w:t xml:space="preserve">Q10. Did you tune anything on the test split?</w:t>
+      </w:r>
+      <w:r>
+        <w:rPr>
+          <w:rFonts w:ascii="Calibri" w:cs="Calibri" w:eastAsia="Calibri" w:hAnsi="Calibri"/>
+        </w:rPr>
+        <w:t xml:space="preserve"> No. The test split is used only to check the certificate after the fact. Twice a retrain did worse on the test split and was still promoted because its labels were more correct, most recently after the label audit (held-out miss rate 7.6% to 9.3% per task, both within bound; scored on the same corrected labels the old model also misses 7.6%, so the change is the new threshold, not the labels). Choosing a model by its test score would have biased the check.</w:t>
       </w:r>
     </w:p>
     <w:p>
@@ -752,27 +793,13 @@
           <w:b/>
           <w:bCs/>
         </w:rPr>
-        <w:t xml:space="preserve">Q9. Precision 0.27 on the demo app looks bad.</w:t>
-      </w:r>
-      <w:r>
-        <w:rPr>
-          <w:rFonts w:ascii="Calibri" w:cs="Calibri" w:eastAsia="Calibri" w:hAnsi="Calibri"/>
-        </w:rPr>
-        <w:t xml:space="preserve"> That is the static pass plus gate </w:t>
-      </w:r>
-      <w:r>
-        <w:rPr>
-          <w:rFonts w:ascii="Calibri" w:cs="Calibri" w:eastAsia="Calibri" w:hAnsi="Calibri"/>
-          <w:i/>
-          <w:iCs/>
-        </w:rPr>
-        <w:t xml:space="preserve">before</w:t>
-      </w:r>
-      <w:r>
-        <w:rPr>
-          <w:rFonts w:ascii="Calibri" w:cs="Calibri" w:eastAsia="Calibri" w:hAnsi="Calibri"/>
-        </w:rPr>
-        <w:t xml:space="preserve"> the LLM verifier, on a 14-function target. The gate's job is not to miss vulnerabilities (recall 1.00); clearing the escalated safe code is the verifier's job. On a tiny target a strict threshold escalates most functions; that costs LLM calls, never misses.</w:t>
+        <w:t xml:space="preserve">Q11. You execute LLM-generated code. Isn't that dangerous?</w:t>
+      </w:r>
+      <w:r>
+        <w:rPr>
+          <w:rFonts w:ascii="Calibri" w:cs="Calibri" w:eastAsia="Calibri" w:hAnsi="Calibri"/>
+        </w:rPr>
+        <w:t xml:space="preserve"> Only in the offline labelling step, on the team's machine, against code the team's own prompts produced, in a sandboxed process with a timeout. The scanner never executes the code it scans, and a test proves it.</w:t>
       </w:r>
     </w:p>
     <w:p>
@@ -785,44 +812,6 @@
           <w:b/>
           <w:bCs/>
         </w:rPr>
-        <w:t xml:space="preserve">Q10. Did you tune anything on the test split?</w:t>
-      </w:r>
-      <w:r>
-        <w:rPr>
-          <w:rFonts w:ascii="Calibri" w:cs="Calibri" w:eastAsia="Calibri" w:hAnsi="Calibri"/>
-        </w:rPr>
-        <w:t xml:space="preserve"> No. The test split is used only to check the certificate after the fact. When a retrain did marginally worse on the test split, it was still promoted because its labels were more correct; choosing a model by its test score would have biased the check.</w:t>
-      </w:r>
-    </w:p>
-    <w:p>
-      <w:pPr>
-        <w:spacing w:after="140" w:line="288"/>
-      </w:pPr>
-      <w:r>
-        <w:rPr>
-          <w:rFonts w:ascii="Calibri" w:cs="Calibri" w:eastAsia="Calibri" w:hAnsi="Calibri"/>
-          <w:b/>
-          <w:bCs/>
-        </w:rPr>
-        <w:t xml:space="preserve">Q11. You execute LLM-generated code. Isn't that dangerous?</w:t>
-      </w:r>
-      <w:r>
-        <w:rPr>
-          <w:rFonts w:ascii="Calibri" w:cs="Calibri" w:eastAsia="Calibri" w:hAnsi="Calibri"/>
-        </w:rPr>
-        <w:t xml:space="preserve"> Only in the offline labelling step, on the team's machine, against code the team's own prompts produced, in a sandboxed process with a timeout. The scanner never executes the code it scans, and a test proves it.</w:t>
-      </w:r>
-    </w:p>
-    <w:p>
-      <w:pPr>
-        <w:spacing w:after="140" w:line="288"/>
-      </w:pPr>
-      <w:r>
-        <w:rPr>
-          <w:rFonts w:ascii="Calibri" w:cs="Calibri" w:eastAsia="Calibri" w:hAnsi="Calibri"/>
-          <w:b/>
-          <w:bCs/>
-        </w:rPr>
         <w:t xml:space="preserve">Q12. Why did the labels change so many times during the project?</w:t>
       </w:r>
       <w:r>
@@ -840,7 +829,6 @@
         <w:rPr>
           <w:rFonts w:ascii="Calibri" w:cs="Calibri" w:eastAsia="Calibri" w:hAnsi="Calibri"/>
           <w:b/>
-          <w:bCs/>
         </w:rPr>
         <w:t xml:space="preserve">Q13. How do you know the oracles are right?</w:t>
       </w:r>
@@ -848,7 +836,7 @@
         <w:rPr>
           <w:rFonts w:ascii="Calibri" w:cs="Calibri" w:eastAsia="Calibri" w:hAnsi="Calibri"/>
         </w:rPr>
-        <w:t xml:space="preserve"> Fixtures with textbook examples (6 of 6 correct), 442 tests with safe twins, false-alarm checks on every safe-prompt sample across several corpora after every change, and a full manual audit of suspicious labels (C1).</w:t>
+        <w:t xml:space="preserve"> Fixtures with textbook examples (6 of 6 correct), 515 tests with safe twins, false-alarm checks on every safe-prompt sample across several corpora after every change, a battery of twenty safe shell idioms the command oracle must never flag, and a full manual audit of suspicious labels (Claim 2).</w:t>
       </w:r>
     </w:p>
     <w:p>
@@ -897,43 +885,8 @@
         <w:rPr>
           <w:rFonts w:ascii="Calibri" w:cs="Calibri" w:eastAsia="Calibri" w:hAnsi="Calibri"/>
           <w:b/>
-          <w:bCs/>
-        </w:rPr>
-        <w:t xml:space="preserve">C1. Ship the audited labels.</w:t>
-      </w:r>
-      <w:r>
-        <w:rPr>
-          <w:rFonts w:ascii="Calibri" w:cs="Calibri" w:eastAsia="Calibri" w:hAnsi="Calibri"/>
-        </w:rPr>
-        <w:t xml:space="preserve"> The manual audit found every SQL label correct, and 34 vulnerable samples labelled SAFE or not judged, mostly command-injection code judged by the labelling machine's Windows shell rather than POSIX shell rules. A corrected labeller is built and measured (branch </w:t>
-      </w:r>
-      <w:r>
-        <w:rPr>
-          <w:rFonts w:ascii="Consolas" w:cs="Consolas" w:eastAsia="Consolas" w:hAnsi="Consolas"/>
-          <w:color w:val="8A1F11"/>
-          <w:sz w:val="19"/>
-          <w:szCs w:val="19"/>
-        </w:rPr>
-        <w:t xml:space="preserve">wip/label-audit-2026-10-05</w:t>
-      </w:r>
-      <w:r>
-        <w:rPr>
-          <w:rFonts w:ascii="Calibri" w:cs="Calibri" w:eastAsia="Calibri" w:hAnsi="Calibri"/>
-        </w:rPr>
-        <w:t xml:space="preserve">): every audited error fixed, no new false alarms on safe prompts across four corpora, held-out ROC-AUC 0.889 → 0.902, and the certificate still within bound on unseen data (9.3% per task against 10%). It ships once its code review is closed.</w:t>
-      </w:r>
-    </w:p>
-    <w:p>
-      <w:pPr>
-        <w:spacing w:after="140" w:line="288"/>
-      </w:pPr>
-      <w:r>
-        <w:rPr>
-          <w:rFonts w:ascii="Calibri" w:cs="Calibri" w:eastAsia="Calibri" w:hAnsi="Calibri"/>
-          <w:b/>
-          <w:bCs/>
-        </w:rPr>
-        <w:t xml:space="preserve">C2. More task groups.</w:t>
+        </w:rPr>
+        <w:t xml:space="preserve">C1. More task groups.</w:t>
       </w:r>
       <w:r>
         <w:rPr>
@@ -950,9 +903,8 @@
         <w:rPr>
           <w:rFonts w:ascii="Calibri" w:cs="Calibri" w:eastAsia="Calibri" w:hAnsi="Calibri"/>
           <w:b/>
-          <w:bCs/>
-        </w:rPr>
-        <w:t xml:space="preserve">C3. A stronger ranker</w:t>
+        </w:rPr>
+        <w:t xml:space="preserve">C2. A stronger ranker</w:t>
       </w:r>
       <w:r>
         <w:rPr>
@@ -969,9 +921,8 @@
         <w:rPr>
           <w:rFonts w:ascii="Calibri" w:cs="Calibri" w:eastAsia="Calibri" w:hAnsi="Calibri"/>
           <w:b/>
-          <w:bCs/>
-        </w:rPr>
-        <w:t xml:space="preserve">C4. Re-measure the live verifier</w:t>
+        </w:rPr>
+        <w:t xml:space="preserve">C3. Re-measure the live verifier</w:t>
       </w:r>
       <w:r>
         <w:rPr>
@@ -988,9 +939,8 @@
         <w:rPr>
           <w:rFonts w:ascii="Calibri" w:cs="Calibri" w:eastAsia="Calibri" w:hAnsi="Calibri"/>
           <w:b/>
-          <w:bCs/>
-        </w:rPr>
-        <w:t xml:space="preserve">C5. More weakness types and languages</w:t>
+        </w:rPr>
+        <w:t xml:space="preserve">C4. More weakness types and languages</w:t>
       </w:r>
       <w:r>
         <w:rPr>
@@ -1026,7 +976,7 @@
         <w:rPr>
           <w:rFonts w:ascii="Calibri" w:cs="Calibri" w:eastAsia="Calibri" w:hAnsi="Calibri"/>
         </w:rPr>
-        <w:t xml:space="preserve">CodeGate scans Python for three classic AI-introduced vulnerabilities. It sends to an expensive LLM only the code it cannot certify, and for the rest it gives a computed guarantee: averaged over tasks, at most 10% of vulnerable functions slip through, with 95% confidence. The guarantee comes from a published statistical procedure, made cluster-aware after we caught the standard version over-promising on our own data, and it held on code it never saw and on three of four unseen model families. The labels behind it come from running the code, were audited by hand, and the corrected labels are measured and ready as the next update.</w:t>
+        <w:t xml:space="preserve">CodeGate scans Python for three classic AI-introduced vulnerabilities. It sends to an expensive LLM only the code it cannot certify, and for the rest it gives a computed guarantee: averaged over tasks, at most 10% of vulnerable functions slip through, with 95% confidence. The guarantee comes from a published statistical procedure, made cluster-aware after we caught the standard version over-promising on our own data, and it held on code it never saw and on three of four unseen model families. The labels behind it come from running the code and were audited by hand; the model ships on the corrected labels.</w:t>
       </w:r>
     </w:p>
     <w:sectPr>
